--- a/Fase 2/Evidencias Proyecto/Reporte de avances/2.4_GuiaEstudiante_Fase 2_DesarrolloProyecto APT.docx
+++ b/Fase 2/Evidencias Proyecto/Reporte de avances/2.4_GuiaEstudiante_Fase 2_DesarrolloProyecto APT.docx
@@ -12,7 +12,6 @@
         <w:rPr>
           <w:rtl w:val="0"/>
         </w:rPr>
-        <w:t xml:space="preserve">oo9</w:t>
       </w:r>
     </w:p>
     <w:p>
@@ -579,31 +578,23 @@
               <w:rPr>
                 <w:rFonts w:ascii="Calibri" w:cs="Calibri" w:eastAsia="Calibri" w:hAnsi="Calibri"/>
                 <w:i w:val="1"/>
-                <w:color w:val="548dd4"/>
-                <w:sz w:val="20"/>
-                <w:szCs w:val="20"/>
-              </w:rPr>
-            </w:pPr>
-            <w:r>
-              <w:rPr>
-                <w:i w:val="1"/>
-                <w:color w:val="548dd4"/>
-                <w:sz w:val="20"/>
-                <w:szCs w:val="20"/>
-                <w:rtl w:val="0"/>
-              </w:rPr>
-              <w:t xml:space="preserve">Bueno hasta la entrega del avance fase 2 de nuestro proyecto APT, contamos con un gran avance en cuanto a documentación y desarrollo, contando con un MVP, el cual cuenta con la autenticación, registro de transacciones (OCR con IA), definición de metas financieras y presupuestos financieros, todo esto gracias a que hemos tenido una sólida base en el ámbito de desarrollo y distribución de tiempo, además de las enseñanzas que hemos ido adoptando al momento de requerir una nueva tecnología, en este caso poder entender y llevar a cabo toda la documentación que trae el implementar IA de la forma que necesitamos. Objetivo general: Desarrollar una aplicación móvil para la gestión de finanzas personales que permita registrar, centralizar y analizar los gastos de los usuarios, incorporando herramientas de control financiero, metas de ahorro e integración de OCR.</w:t>
-            </w:r>
-            <w:r>
-              <w:rPr>
-                <w:rFonts w:ascii="Calibri" w:cs="Calibri" w:eastAsia="Calibri" w:hAnsi="Calibri"/>
-                <w:i w:val="1"/>
-                <w:color w:val="548dd4"/>
-                <w:sz w:val="20"/>
-                <w:szCs w:val="20"/>
-                <w:rtl w:val="0"/>
-              </w:rPr>
-              <w:t xml:space="preserve">.</w:t>
+                <w:sz w:val="20"/>
+                <w:szCs w:val="20"/>
+              </w:rPr>
+            </w:pPr>
+            <w:r>
+              <w:rPr>
+                <w:i w:val="1"/>
+                <w:sz w:val="20"/>
+                <w:szCs w:val="20"/>
+                <w:rtl w:val="0"/>
+              </w:rPr>
+              <w:t xml:space="preserve">Bueno hasta la entrega del avance fase 2 de nuestro proyecto APT, contamos con un gran avance en cuanto a documentación y desarrollo, contando con un MVP, el cual cuenta con la autenticación, registro de transacciones (OCR con IA), definición de metas financieras y presupuestos financieros, todo esto gracias a que hemos tenido una sólida base en el ámbito de desarrollo y distribución de tiempo, además de las enseñanzas que hemos ido adoptando al momento de requerir una nueva tecnología, en este caso poder entender y llevar a cabo toda la documentación que trae el implementar IA de la forma que necesitamos.</w:t>
+            </w:r>
+            <w:r>
+              <w:rPr>
+                <w:rtl w:val="0"/>
+              </w:rPr>
             </w:r>
           </w:p>
         </w:tc>
@@ -643,24 +634,40 @@
             <w:pPr>
               <w:jc w:val="both"/>
               <w:rPr>
+                <w:i w:val="1"/>
+                <w:sz w:val="20"/>
+                <w:szCs w:val="20"/>
+              </w:rPr>
+            </w:pPr>
+            <w:r>
+              <w:rPr>
+                <w:i w:val="1"/>
+                <w:sz w:val="20"/>
+                <w:szCs w:val="20"/>
+                <w:rtl w:val="0"/>
+              </w:rPr>
+              <w:t xml:space="preserve">Objetivo general: Desarrollar una aplicación móvil para la gestión de finanzas personales que permita registrar, centralizar y analizar los gastos de los usuarios, incorporando herramientas de control financiero, metas de ahorro e integración de OCR. </w:t>
+            </w:r>
+          </w:p>
+          <w:p>
+            <w:pPr>
+              <w:jc w:val="both"/>
+              <w:rPr>
                 <w:rFonts w:ascii="Calibri" w:cs="Calibri" w:eastAsia="Calibri" w:hAnsi="Calibri"/>
                 <w:b w:val="1"/>
                 <w:i w:val="1"/>
-                <w:color w:val="548dd4"/>
-                <w:sz w:val="20"/>
-                <w:szCs w:val="20"/>
-              </w:rPr>
-            </w:pPr>
-            <w:r>
-              <w:rPr>
-                <w:rFonts w:ascii="Calibri" w:cs="Calibri" w:eastAsia="Calibri" w:hAnsi="Calibri"/>
-                <w:i w:val="1"/>
-                <w:color w:val="548dd4"/>
-                <w:sz w:val="20"/>
-                <w:szCs w:val="20"/>
-                <w:rtl w:val="0"/>
-              </w:rPr>
-              <w:t xml:space="preserve">Opcional en caso de ajuste</w:t>
+                <w:sz w:val="20"/>
+                <w:szCs w:val="20"/>
+              </w:rPr>
+            </w:pPr>
+            <w:r>
+              <w:rPr>
+                <w:i w:val="1"/>
+                <w:sz w:val="20"/>
+                <w:szCs w:val="20"/>
+                <w:rtl w:val="0"/>
+              </w:rPr>
+              <w:t xml:space="preserve">Objetivos específicos: Lograr que al menos un 60% de los usuarios registren sus gastos diarios durante el primer mes. Conseguir que al menos el 10% de los usuarios activos queden con un balance positivo o mayor en comparación al mes anterior esto desde el segundo mes y no escalonado. Conseguir que el 20% de los usuarios activos utilicen la función de OCR para registrar boletas y recibos.</w:t>
             </w:r>
             <w:r>
               <w:rPr>
@@ -684,13 +691,11 @@
             <w:pPr>
               <w:rPr>
                 <w:rFonts w:ascii="Calibri" w:cs="Calibri" w:eastAsia="Calibri" w:hAnsi="Calibri"/>
-                <w:color w:val="1f3864"/>
-              </w:rPr>
-            </w:pPr>
-            <w:r>
-              <w:rPr>
-                <w:rFonts w:ascii="Calibri" w:cs="Calibri" w:eastAsia="Calibri" w:hAnsi="Calibri"/>
-                <w:color w:val="1f3864"/>
+              </w:rPr>
+            </w:pPr>
+            <w:r>
+              <w:rPr>
+                <w:rFonts w:ascii="Calibri" w:cs="Calibri" w:eastAsia="Calibri" w:hAnsi="Calibri"/>
                 <w:rtl w:val="0"/>
               </w:rPr>
               <w:t xml:space="preserve">Metodología</w:t>
@@ -707,16 +712,14 @@
               <w:rPr>
                 <w:rFonts w:ascii="Calibri" w:cs="Calibri" w:eastAsia="Calibri" w:hAnsi="Calibri"/>
                 <w:i w:val="1"/>
-                <w:color w:val="548dd4"/>
-                <w:sz w:val="20"/>
-                <w:szCs w:val="20"/>
-              </w:rPr>
-            </w:pPr>
-            <w:r>
-              <w:rPr>
-                <w:rFonts w:ascii="Calibri" w:cs="Calibri" w:eastAsia="Calibri" w:hAnsi="Calibri"/>
-                <w:i w:val="1"/>
-                <w:color w:val="548dd4"/>
+                <w:sz w:val="20"/>
+                <w:szCs w:val="20"/>
+              </w:rPr>
+            </w:pPr>
+            <w:r>
+              <w:rPr>
+                <w:rFonts w:ascii="Calibri" w:cs="Calibri" w:eastAsia="Calibri" w:hAnsi="Calibri"/>
+                <w:i w:val="1"/>
                 <w:sz w:val="20"/>
                 <w:szCs w:val="20"/>
                 <w:rtl w:val="0"/>
@@ -761,70 +764,57 @@
             <w:pPr>
               <w:jc w:val="both"/>
               <w:rPr>
-                <w:rFonts w:ascii="Calibri" w:cs="Calibri" w:eastAsia="Calibri" w:hAnsi="Calibri"/>
-                <w:i w:val="1"/>
-                <w:color w:val="548dd4"/>
-                <w:sz w:val="20"/>
-                <w:szCs w:val="20"/>
-              </w:rPr>
-            </w:pPr>
-            <w:r>
-              <w:rPr>
-                <w:rFonts w:ascii="Calibri" w:cs="Calibri" w:eastAsia="Calibri" w:hAnsi="Calibri"/>
-                <w:i w:val="1"/>
-                <w:color w:val="548dd4"/>
-                <w:sz w:val="20"/>
-                <w:szCs w:val="20"/>
-                <w:rtl w:val="0"/>
-              </w:rPr>
-              <w:t xml:space="preserve">Describe la(s) evidencia(s) que presentarás en este informe de avance y justifica de qué manera esta(s) evidencia(s) permite(n) dar cuenta del desarrollo del proyecto.</w:t>
-            </w:r>
-          </w:p>
-          <w:p>
-            <w:pPr>
-              <w:jc w:val="both"/>
-              <w:rPr>
-                <w:rFonts w:ascii="Calibri" w:cs="Calibri" w:eastAsia="Calibri" w:hAnsi="Calibri"/>
-                <w:i w:val="1"/>
-                <w:color w:val="548dd4"/>
-                <w:sz w:val="20"/>
-                <w:szCs w:val="20"/>
-              </w:rPr>
-            </w:pPr>
-            <w:r>
-              <w:rPr>
-                <w:rFonts w:ascii="Calibri" w:cs="Calibri" w:eastAsia="Calibri" w:hAnsi="Calibri"/>
-                <w:i w:val="1"/>
-                <w:color w:val="548dd4"/>
-                <w:sz w:val="20"/>
-                <w:szCs w:val="20"/>
-                <w:rtl w:val="0"/>
-              </w:rPr>
-              <w:t xml:space="preserve">En caso de ser pertinente explica cómo resguardaste la calidad de tu Proyecto APT a partir de aspectos propios de tu disciplina (correcta aplicación de metodologías, actividades, herramientas, recursos propios, etc.).</w:t>
-            </w:r>
-          </w:p>
-          <w:p>
-            <w:pPr>
-              <w:jc w:val="both"/>
-              <w:rPr>
-                <w:rFonts w:ascii="Calibri" w:cs="Calibri" w:eastAsia="Calibri" w:hAnsi="Calibri"/>
-                <w:b w:val="1"/>
-                <w:i w:val="1"/>
-                <w:color w:val="548dd4"/>
-                <w:sz w:val="20"/>
-                <w:szCs w:val="20"/>
-              </w:rPr>
-            </w:pPr>
-            <w:r>
-              <w:rPr>
-                <w:rFonts w:ascii="Calibri" w:cs="Calibri" w:eastAsia="Calibri" w:hAnsi="Calibri"/>
-                <w:i w:val="1"/>
-                <w:color w:val="548dd4"/>
-                <w:sz w:val="20"/>
-                <w:szCs w:val="20"/>
-                <w:rtl w:val="0"/>
-              </w:rPr>
-              <w:t xml:space="preserve">En este apartado adjuntar la(s) evidencia(s) seleccionada(s) para ser evaluada por el docente.</w:t>
+                <w:i w:val="1"/>
+                <w:sz w:val="20"/>
+                <w:szCs w:val="20"/>
+              </w:rPr>
+            </w:pPr>
+            <w:r>
+              <w:rPr>
+                <w:i w:val="1"/>
+                <w:sz w:val="20"/>
+                <w:szCs w:val="20"/>
+                <w:rtl w:val="0"/>
+              </w:rPr>
+              <w:t xml:space="preserve">Como evidencia del avance del proyecto se presentarán capturas del mockup en Figma, de la base de datos, del archivo de historias de usuario y del cronograma de desarrollo. Estas evidencias reflejan el progreso tanto en el diseño visual y funcional como en la planificación técnica y organizativa del sistema.</w:t>
+            </w:r>
+          </w:p>
+          <w:p>
+            <w:pPr>
+              <w:jc w:val="both"/>
+              <w:rPr>
+                <w:i w:val="1"/>
+                <w:sz w:val="20"/>
+                <w:szCs w:val="20"/>
+              </w:rPr>
+            </w:pPr>
+            <w:r>
+              <w:rPr>
+                <w:i w:val="1"/>
+                <w:sz w:val="20"/>
+                <w:szCs w:val="20"/>
+                <w:rtl w:val="0"/>
+              </w:rPr>
+              <w:t xml:space="preserve">El mockup muestra la estructura y experiencia de usuario; la base de datos evidencia la correcta implementación y organización de la información; las historias de usuario representan la gestión ágil de requerimientos; y el cronograma muestra la planificación por sprints y distribución de tareas.</w:t>
+            </w:r>
+          </w:p>
+          <w:p>
+            <w:pPr>
+              <w:jc w:val="both"/>
+              <w:rPr>
+                <w:i w:val="1"/>
+                <w:sz w:val="20"/>
+                <w:szCs w:val="20"/>
+              </w:rPr>
+            </w:pPr>
+            <w:r>
+              <w:rPr>
+                <w:i w:val="1"/>
+                <w:sz w:val="20"/>
+                <w:szCs w:val="20"/>
+                <w:rtl w:val="0"/>
+              </w:rPr>
+              <w:t xml:space="preserve">Se resguardó la calidad del proyecto aplicando metodologías y herramientas propias de la disciplina, como diseño centrado en el usuario, modelado relacional, y Scrum para la gestión del desarrollo, asegurando coherencia y cumplimiento de los objetivos del sistema.</w:t>
             </w:r>
             <w:r>
               <w:rPr>
@@ -1556,7 +1546,7 @@
       <w:tr>
         <w:trPr>
           <w:cantSplit w:val="0"/>
-          <w:trHeight w:val="440" w:hRule="atLeast"/>
+          <w:trHeight w:val="5238.855794270834" w:hRule="atLeast"/>
           <w:tblHeader w:val="0"/>
         </w:trPr>
         <w:tc>
